--- a/por/docx/54.content.docx
+++ b/por/docx/54.content.docx
@@ -496,19 +496,7 @@
         <w:rPr>
           <w:lang w:val="pt_PT" w:bidi="pt_PT"/>
         </w:rPr>
-        <w:t xml:space="preserve">Timóteo estava naquele momento em Éfeso como delegado de Paulo (veja </w:t>
-      </w:r>
-      <w:r>
-        <w:rPr>
-          <w:lang w:val="pt_PT" w:bidi="pt_PT"/>
-        </w:rPr>
-        <w:t>Introdução ao Livro de 1 Timóteo</w:t>
-      </w:r>
-      <w:r>
-        <w:rPr>
-          <w:lang w:val="pt_PT" w:bidi="pt_PT"/>
-        </w:rPr>
-        <w:t xml:space="preserve">, “Contexto”). • Timóteo era um verdadeiro filho na fé para Paulo (veja </w:t>
+        <w:t xml:space="preserve">Timóteo estava naquele momento em Éfeso como delegado de Paulo (veja Introdução ao Livro de 1 Timóteo, “Contexto”). • Timóteo era um verdadeiro filho na fé para Paulo (veja </w:t>
       </w:r>
       <w:r>
         <w:rPr>
@@ -665,19 +653,7 @@
         <w:rPr>
           <w:lang w:val="pt_PT" w:bidi="pt_PT"/>
         </w:rPr>
-        <w:t xml:space="preserve">As saudações de Paulo geralmente são seguidas por ações de graças ou louvor a Deus; as cartas greco-romanas frequentemente faziam o mesmo. Provavelmente, Primeira Timóteo e Tito não incluem isso devido ao seu caráter de cartas oficiais que conferiam autoridade a um delegado (veja </w:t>
-      </w:r>
-      <w:r>
-        <w:rPr>
-          <w:lang w:val="pt_PT" w:bidi="pt_PT"/>
-        </w:rPr>
-        <w:t>Introdução ao Livro de 1 Timóteo</w:t>
-      </w:r>
-      <w:r>
-        <w:rPr>
-          <w:lang w:val="pt_PT" w:bidi="pt_PT"/>
-        </w:rPr>
-        <w:t>, “Gênero Literário”). Em vez disso, Paulo aborda primeiramente sua preocupação em silenciar os falsos mestres.</w:t>
+        <w:t>As saudações de Paulo geralmente são seguidas por ações de graças ou louvor a Deus; as cartas greco-romanas frequentemente faziam o mesmo. Provavelmente, Primeira Timóteo e Tito não incluem isso devido ao seu caráter de cartas oficiais que conferiam autoridade a um delegado (veja Introdução ao Livro de 1 Timóteo, “Gênero Literário”). Em vez disso, Paulo aborda primeiramente sua preocupação em silenciar os falsos mestres.</w:t>
       </w:r>
       <w:r>
         <w:rPr>
@@ -1994,19 +1970,7 @@
         <w:rPr>
           <w:lang w:val="pt_PT" w:bidi="pt_PT"/>
         </w:rPr>
-        <w:t xml:space="preserve">) afirmando que ele deve utilizar bem os recursos disponíveis, permanecer fiel e considerar dois maus exemplos. A igreja (também parte do público; veja </w:t>
-      </w:r>
-      <w:r>
-        <w:rPr>
-          <w:lang w:val="pt_PT" w:bidi="pt_PT"/>
-        </w:rPr>
-        <w:t>Introdução ao Livro de 1 Timóteo</w:t>
-      </w:r>
-      <w:r>
-        <w:rPr>
-          <w:lang w:val="pt_PT" w:bidi="pt_PT"/>
-        </w:rPr>
-        <w:t>, “Gênero Literário”) deve esperar que o delegado de Paulo faça essas coisas.</w:t>
+        <w:t>) afirmando que ele deve utilizar bem os recursos disponíveis, permanecer fiel e considerar dois maus exemplos. A igreja (também parte do público; veja Introdução ao Livro de 1 Timóteo, “Gênero Literário”) deve esperar que o delegado de Paulo faça essas coisas.</w:t>
       </w:r>
       <w:r>
         <w:rPr>
@@ -3811,19 +3775,7 @@
         <w:rPr>
           <w:lang w:val="pt_PT" w:bidi="pt_PT"/>
         </w:rPr>
-        <w:t xml:space="preserve">): a explicação mais provável para esta declaração é que os falsos mestres haviam causado problemas nas famílias (veja </w:t>
-      </w:r>
-      <w:r>
-        <w:rPr>
-          <w:lang w:val="pt_PT" w:bidi="pt_PT"/>
-        </w:rPr>
-        <w:t>Introdução ao Livro de 1 Timóteo</w:t>
-      </w:r>
-      <w:r>
-        <w:rPr>
-          <w:lang w:val="pt_PT" w:bidi="pt_PT"/>
-        </w:rPr>
-        <w:t xml:space="preserve">, “Contexto”), e Paulo estava chamando essas mulheres de volta às relações adequadas dentro de suas casas, de acordo com a verdade das Boas Novas (veja </w:t>
+        <w:t xml:space="preserve">): a explicação mais provável para esta declaração é que os falsos mestres haviam causado problemas nas famílias (veja Introdução ao Livro de 1 Timóteo, “Contexto”), e Paulo estava chamando essas mulheres de volta às relações adequadas dentro de suas casas, de acordo com a verdade das Boas Novas (veja </w:t>
       </w:r>
       <w:r>
         <w:rPr>
@@ -9872,19 +9824,7 @@
         <w:rPr>
           <w:lang w:val="pt_PT" w:bidi="pt_PT"/>
         </w:rPr>
-        <w:t xml:space="preserve">). • todos vocês: a carta foi enviada a Timóteo, mas tinha a intenção de ser lida para toda a igreja (veja </w:t>
-      </w:r>
-      <w:r>
-        <w:rPr>
-          <w:lang w:val="pt_PT" w:bidi="pt_PT"/>
-        </w:rPr>
-        <w:t>Introdução ao Livro de 1 Timóteo</w:t>
-      </w:r>
-      <w:r>
-        <w:rPr>
-          <w:lang w:val="pt_PT" w:bidi="pt_PT"/>
-        </w:rPr>
-        <w:t>, “Gênero Literário”).</w:t>
+        <w:t>). • todos vocês: a carta foi enviada a Timóteo, mas tinha a intenção de ser lida para toda a igreja (veja Introdução ao Livro de 1 Timóteo, “Gênero Literário”).</w:t>
       </w:r>
       <w:r>
         <w:rPr>
